--- a/backend/app/report_modules/detailed_findings.docx
+++ b/backend/app/report_modules/detailed_findings.docx
@@ -22,6 +22,11 @@
       </w:pPr>
       <w:r>
         <w:t>{{ f.section_number }} {{ f.title }} ({{ f.risk_rating }})</w:t>
+      </w:r>
+    </w:p>
+    <w:p>
+      <w:r>
+        <w:t>{{ f.donut_img }}</w:t>
       </w:r>
     </w:p>
     <w:tbl>
